--- a/Decoupe/02_Alibis_croises.docx
+++ b/Decoupe/02_Alibis_croises.docx
@@ -466,7 +466,7 @@
                 <w:sz w:val="22"/>
                 <w:szCs w:val="22"/>
               </w:rPr>
-              <w:t>Jardin seul puis lisière avec Tatoine dès 17h25</w:t>
+              <w:t>Lisière de forêt seule puis avec Tatoine dès 17h25</w:t>
             </w:r>
           </w:p>
         </w:tc>
@@ -1005,7 +1005,7 @@
                 <w:sz w:val="22"/>
                 <w:szCs w:val="22"/>
               </w:rPr>
-              <w:t>Banc du jardin SEUL 16h55-17h25</w:t>
+              <w:t>Banc du jardin SEUL 16h55-17h20</w:t>
             </w:r>
           </w:p>
         </w:tc>

--- a/Decoupe/02_Alibis_croises.docx
+++ b/Decoupe/02_Alibis_croises.docx
@@ -1,6 +1,6 @@
 
 <file path=word/document.xml><?xml version="1.0" encoding="utf-8"?>
-<w:document xmlns:wpc="http://schemas.microsoft.com/office/word/2010/wordprocessingCanvas" xmlns:cx="http://schemas.microsoft.com/office/drawing/2014/chartex" xmlns:mc="http://schemas.openxmlformats.org/markup-compatibility/2006" xmlns:o="urn:schemas-microsoft-com:office:office" xmlns:r="http://schemas.openxmlformats.org/officeDocument/2006/relationships" xmlns:m="http://schemas.openxmlformats.org/officeDocument/2006/math" xmlns:v="urn:schemas-microsoft-com:vml" xmlns:wp14="http://schemas.microsoft.com/office/word/2010/wordprocessingDrawing" xmlns:wp="http://schemas.openxmlformats.org/drawingml/2006/wordprocessingDrawing" xmlns:w10="urn:schemas-microsoft-com:office:word" xmlns:w="http://schemas.openxmlformats.org/wordprocessingml/2006/main" xmlns:w14="http://schemas.microsoft.com/office/word/2010/wordml" xmlns:w15="http://schemas.microsoft.com/office/word/2012/wordml" xmlns:wpg="http://schemas.microsoft.com/office/word/2010/wordprocessingGroup" xmlns:wpi="http://schemas.microsoft.com/office/word/2010/wordprocessingInk" xmlns:wne="http://schemas.microsoft.com/office/word/2006/wordml" xmlns:wps="http://schemas.microsoft.com/office/word/2010/wordprocessingShape" mc:Ignorable="w14 w15 wp14">
+<w:document xmlns:ns1="http://schemas.openxmlformats.org/markup-compatibility/2006" xmlns:w="http://schemas.openxmlformats.org/wordprocessingml/2006/main" ns1:Ignorable="w14 w15 wp14">
   <w:body>
     <w:p>
       <w:pPr>
@@ -205,7 +205,7 @@
                 <w:sz w:val="22"/>
                 <w:szCs w:val="22"/>
               </w:rPr>
-              <w:t>Alicia, Romanette, Boulet de Myrtilles</w:t>
+              <w:t xml:space="preserve">Alicia, Maëlys, Boulet de Myrtilles</w:t>
             </w:r>
           </w:p>
         </w:tc>
@@ -276,7 +276,7 @@
                 <w:sz w:val="22"/>
                 <w:szCs w:val="22"/>
               </w:rPr>
-              <w:t>Marie, Romanette, Boulet de Myrtilles</w:t>
+              <w:t xml:space="preserve">Marie, Maëlys, Boulet de Myrtilles</w:t>
             </w:r>
           </w:p>
         </w:tc>
@@ -301,7 +301,7 @@
                 <w:sz w:val="22"/>
                 <w:szCs w:val="22"/>
               </w:rPr>
-              <w:t>Lady Romanette</w:t>
+              <w:t xml:space="preserve">Mademoiselle Maëlys Bouchard</w:t>
             </w:r>
           </w:p>
         </w:tc>
@@ -324,7 +324,7 @@
                 <w:sz w:val="22"/>
                 <w:szCs w:val="22"/>
               </w:rPr>
-              <w:t>Lecture près du piano</w:t>
+              <w:t xml:space="preserve">Près du piano (tourne les feuillets)</w:t>
             </w:r>
           </w:p>
         </w:tc>
@@ -395,7 +395,7 @@
                 <w:sz w:val="22"/>
                 <w:szCs w:val="22"/>
               </w:rPr>
-              <w:t>Jardin, puis lisière avec Nicolas dès 17h25</w:t>
+              <w:t xml:space="preserve">Jardin, puis lisière avec Baptiste dès 17h25</w:t>
             </w:r>
           </w:p>
         </w:tc>
@@ -418,7 +418,7 @@
                 <w:sz w:val="22"/>
                 <w:szCs w:val="22"/>
               </w:rPr>
-              <w:t>Clochette, Nicolas</w:t>
+              <w:t xml:space="preserve">Clochette, Baptiste</w:t>
             </w:r>
           </w:p>
         </w:tc>
@@ -443,7 +443,7 @@
                 <w:sz w:val="22"/>
                 <w:szCs w:val="22"/>
               </w:rPr>
-              <w:t>Lord Nicolas</w:t>
+              <w:t xml:space="preserve">Monsieur Baptiste André</w:t>
             </w:r>
           </w:p>
         </w:tc>
@@ -466,7 +466,7 @@
                 <w:sz w:val="22"/>
                 <w:szCs w:val="22"/>
               </w:rPr>
-              <w:t>Lisière de forêt seule puis avec Tatoine dès 17h25</w:t>
+              <w:t xml:space="preserve">Lisière de forêt seul puis avec Tatoine dès 17h25</w:t>
             </w:r>
           </w:p>
         </w:tc>
@@ -631,7 +631,7 @@
                 <w:sz w:val="22"/>
                 <w:szCs w:val="22"/>
               </w:rPr>
-              <w:t>Marie, Alicia, Romanette</w:t>
+              <w:t xml:space="preserve">Marie, Alicia, Maëlys</w:t>
             </w:r>
           </w:p>
         </w:tc>
@@ -703,6 +703,77 @@
                 <w:szCs w:val="22"/>
               </w:rPr>
               <w:t>Multiples</w:t>
+            </w:r>
+          </w:p>
+        </w:tc>
+      </w:tr>
+      <w:tr>
+        <w:tc>
+          <w:tcPr>
+            <w:tcW w:w="2500" w:type="dxa"/>
+            <w:tcMar>
+              <w:top w:w="80" w:type="dxa"/>
+              <w:bottom w:w="80" w:type="dxa"/>
+              <w:left w:w="120" w:type="dxa"/>
+              <w:right w:w="120" w:type="dxa"/>
+            </w:tcMar>
+          </w:tcPr>
+          <w:p>
+            <w:pPr>
+              <w:spacing w:before="20" w:after="20" w:line="260" w:lineRule="auto"/>
+            </w:pPr>
+            <w:r>
+              <w:rPr>
+                <w:sz w:val="22"/>
+                <w:szCs w:val="22"/>
+              </w:rPr>
+              <w:t xml:space="preserve">Mademoiselle Lisa Lepra</w:t>
+            </w:r>
+          </w:p>
+        </w:tc>
+        <w:tc>
+          <w:tcPr>
+            <w:tcW w:w="3500" w:type="dxa"/>
+            <w:tcMar>
+              <w:top w:w="80" w:type="dxa"/>
+              <w:bottom w:w="80" w:type="dxa"/>
+              <w:left w:w="120" w:type="dxa"/>
+              <w:right w:w="120" w:type="dxa"/>
+            </w:tcMar>
+          </w:tcPr>
+          <w:p>
+            <w:pPr>
+              <w:spacing w:before="20" w:after="20" w:line="260" w:lineRule="auto"/>
+            </w:pPr>
+            <w:r>
+              <w:rPr>
+                <w:sz w:val="22"/>
+                <w:szCs w:val="22"/>
+              </w:rPr>
+              <w:t xml:space="preserve">Salon du bar (près du piano), après son éclat de 16h40</w:t>
+            </w:r>
+          </w:p>
+        </w:tc>
+        <w:tc>
+          <w:tcPr>
+            <w:tcW w:w="3360" w:type="dxa"/>
+            <w:tcMar>
+              <w:top w:w="80" w:type="dxa"/>
+              <w:bottom w:w="80" w:type="dxa"/>
+              <w:left w:w="120" w:type="dxa"/>
+              <w:right w:w="120" w:type="dxa"/>
+            </w:tcMar>
+          </w:tcPr>
+          <w:p>
+            <w:pPr>
+              <w:spacing w:before="20" w:after="20" w:line="260" w:lineRule="auto"/>
+            </w:pPr>
+            <w:r>
+              <w:rPr>
+                <w:sz w:val="22"/>
+                <w:szCs w:val="22"/>
+              </w:rPr>
+              <w:t xml:space="preserve">Marie, Maëlys, Boulet (alibi mou mais réel)</w:t>
             </w:r>
           </w:p>
         </w:tc>
@@ -957,7 +1028,7 @@
                 <w:sz w:val="22"/>
                 <w:szCs w:val="22"/>
               </w:rPr>
-              <w:t>Mensonge. Frappe à 17h05 sans réponse. Cherche Amandinette au jardin 17h15-17h20. Romanette le voit rentrer bouleversé à 17h20.</w:t>
+              <w:t xml:space="preserve">Mensonge. Frappe à 17h05 sans réponse. Cherche Amandinette au jardin 17h15-17h20. Maëlys le voit rentrer bouleversé à 17h20.</w:t>
             </w:r>
           </w:p>
         </w:tc>
@@ -1100,6 +1171,77 @@
                 <w:szCs w:val="22"/>
               </w:rPr>
               <w:t>Aucun témoin direct au potager. Tatoine et Clochette le voient passer.</w:t>
+            </w:r>
+          </w:p>
+        </w:tc>
+      </w:tr>
+      <w:tr>
+        <w:tc>
+          <w:tcPr>
+            <w:tcW w:w="2500" w:type="dxa"/>
+            <w:tcMar>
+              <w:top w:w="80" w:type="dxa"/>
+              <w:bottom w:w="80" w:type="dxa"/>
+              <w:left w:w="120" w:type="dxa"/>
+              <w:right w:w="120" w:type="dxa"/>
+            </w:tcMar>
+          </w:tcPr>
+          <w:p>
+            <w:pPr>
+              <w:spacing w:before="20" w:after="20" w:line="260" w:lineRule="auto"/>
+            </w:pPr>
+            <w:r>
+              <w:rPr>
+                <w:sz w:val="22"/>
+                <w:szCs w:val="22"/>
+              </w:rPr>
+              <w:t xml:space="preserve">Maître Emilien Collin-Stanislas</w:t>
+            </w:r>
+          </w:p>
+        </w:tc>
+        <w:tc>
+          <w:tcPr>
+            <w:tcW w:w="3500" w:type="dxa"/>
+            <w:tcMar>
+              <w:top w:w="80" w:type="dxa"/>
+              <w:bottom w:w="80" w:type="dxa"/>
+              <w:left w:w="120" w:type="dxa"/>
+              <w:right w:w="120" w:type="dxa"/>
+            </w:tcMar>
+          </w:tcPr>
+          <w:p>
+            <w:pPr>
+              <w:spacing w:before="20" w:after="20" w:line="260" w:lineRule="auto"/>
+            </w:pPr>
+            <w:r>
+              <w:rPr>
+                <w:sz w:val="22"/>
+                <w:szCs w:val="22"/>
+              </w:rPr>
+              <w:t xml:space="preserve">Prétend cabinet de lecture, SEUL, 17h00-17h45</w:t>
+            </w:r>
+          </w:p>
+        </w:tc>
+        <w:tc>
+          <w:tcPr>
+            <w:tcW w:w="3360" w:type="dxa"/>
+            <w:tcMar>
+              <w:top w:w="80" w:type="dxa"/>
+              <w:bottom w:w="80" w:type="dxa"/>
+              <w:left w:w="120" w:type="dxa"/>
+              <w:right w:w="120" w:type="dxa"/>
+            </w:tcMar>
+          </w:tcPr>
+          <w:p>
+            <w:pPr>
+              <w:spacing w:before="20" w:after="20" w:line="260" w:lineRule="auto"/>
+            </w:pPr>
+            <w:r>
+              <w:rPr>
+                <w:sz w:val="22"/>
+                <w:szCs w:val="22"/>
+              </w:rPr>
+              <w:t xml:space="preserve">AUCUN témoin. Mobile énorme (faux de 1910, chantage 5 000 £). Suspect rationnel n°1.</w:t>
             </w:r>
           </w:p>
         </w:tc>
@@ -1129,10 +1271,10 @@
           <w:b/>
           <w:bCs/>
         </w:rPr>
-        <w:t>Pour Théodorette</w:t>
+        <w:t xml:space="preserve">Pour Théodorette : son alibi est faux mais sa motivation est protectrice — il ne soupçonne pas Amandinette de meurtre, il la couvre par réflexe conjugal. Le faire craquer demande deux leviers : la lettre de chantage trouvée dans son manteau (révèle Vienne) ET le témoignage de Maëlys (révèle qu’il est sorti chercher Amandinette).</w:t>
       </w:r>
       <w:r>
-        <w:t xml:space="preserve"> : son alibi est faux mais sa motivation est protectrice — il ne soupçonne pas Amandinette de meurtre, il la couvre par réflexe conjugal. Le faire craquer demande deux leviers : la lettre de chantage trouvée dans son manteau (révèle Vienne) ET le témoignage de Romanette (révèle qu’il est sorti chercher Amandinette).</w:t>
+        <w:t xml:space="preserve"/>
       </w:r>
     </w:p>
     <w:p>
@@ -1167,7 +1309,7 @@
           <w:i/>
           <w:sz w:val="22"/>
         </w:rPr>
-        <w:t xml:space="preserve">Sur Nicolas (à clarifier) : son alibi n’est confirmé qu’à partir de 17h25 (lisière, avec Tatoine). Entre 17h15 et 17h25 — la fenêtre exacte du meurtre — il est seul à la lisière, donc techniquement SANS alibi. C’est précisément ce qui fait de la fiole plantée dans son manteau un piège crédible : il pourrait, sur le papier, être le coupable.</w:t>
+        <w:t xml:space="preserve">Sur Baptiste (à clarifier) : son alibi n’est confirmé qu’à partir de 17h25 (lisière, avec Tatoine). Entre 17h15 et 17h25 — la fenêtre exacte du meurtre — il est seul à la lisière, donc techniquement SANS alibi. C’est précisément ce qui fait de la fiole plantée dans son manteau un piège crédible : il pourrait, sur le papier, être le coupable.</w:t>
       </w:r>
     </w:p>
     <w:p>
@@ -1192,10 +1334,42 @@
           <w:b/>
           <w:bCs/>
         </w:rPr>
-        <w:t>Pour Alicia (Acte III-IV)</w:t>
+        <w:t xml:space="preserve">Pour Alicia (Acte III-IV) : aucun témoin de son vol de clef à 17h58, sauf Victoria. Sa motivation (lettres « B. » de Baptiste) ressemble à un motif de meurtre — c’est précisément pourquoi elle reste suspecte jusqu’au certificat final.</w:t>
       </w:r>
       <w:r>
-        <w:t xml:space="preserve"> : aucun témoin de son vol de clef à 17h58, sauf Victoria. Sa motivation (lettres Nicolas) ressemble à un motif de meurtre — c’est précisément pourquoi elle reste suspecte jusqu’au certificat final.</w:t>
+        <w:t xml:space="preserve"/>
+      </w:r>
+    </w:p>
+    <w:p>
+      <w:pPr>
+        <w:spacing w:before="60" w:after="60" w:line="300" w:lineRule="auto"/>
+        <w:jc w:val="both"/>
+      </w:pPr>
+      <w:r>
+        <w:rPr>
+          <w:b/>
+          <w:bCs/>
+        </w:rPr>
+        <w:t xml:space="preserve">Sur Emilien (le suspect rationnel) : alibi creux, mobile colossal (le faux de 1910). C’est le suspect le plus « logique » de la soirée — il tient le doute jusqu’au coffret. Rien ne l’innocente, sinon la preuve matérielle qui confond Amandinette. Sa confrontation finale révèle sa fraude, pas le meurtre.</w:t>
+      </w:r>
+      <w:r>
+        <w:t xml:space="preserve"/>
+      </w:r>
+    </w:p>
+    <w:p>
+      <w:pPr>
+        <w:spacing w:before="60" w:after="60" w:line="300" w:lineRule="auto"/>
+        <w:jc w:val="both"/>
+      </w:pPr>
+      <w:r>
+        <w:rPr>
+          <w:b/>
+          <w:bCs/>
+        </w:rPr>
+        <w:t xml:space="preserve">Sur Lisa (fausse piste de caractère) : son éclat public et sa jalousie en font une coupable « évidente ». Mais elle est restée au salon, en vue du groupe piano, durant toute la fenêtre critique. Alibi mou (nul ne la fixe à la minute près) mais corroboré par plusieurs : fausse piste émotionnelle, pas un trou d’alibi.</w:t>
+      </w:r>
+      <w:r>
+        <w:t xml:space="preserve"/>
       </w:r>
     </w:p>
     <w:sectPr>

--- a/Decoupe/02_Alibis_croises.docx
+++ b/Decoupe/02_Alibis_croises.docx
@@ -324,7 +324,7 @@
                 <w:sz w:val="22"/>
                 <w:szCs w:val="22"/>
               </w:rPr>
-              <w:t xml:space="preserve">Près du piano (tourne les feuillets)</w:t>
+              <w:t xml:space="preserve">Près du piano (lit, observe)</w:t>
             </w:r>
           </w:p>
         </w:tc>

--- a/Decoupe/02_Alibis_croises.docx
+++ b/Decoupe/02_Alibis_croises.docx
@@ -24,7 +24,7 @@
         <w:jc w:val="both"/>
       </w:pPr>
       <w:r>
-        <w:t>Le crime a eu lieu dans la dépendance entre 17h20 et 17h25. Tous les alibis se vérifient autour de cette fenêtre critique.</w:t>
+        <w:t xml:space="preserve">Le crime a eu lieu dans la dépendance entre 17h20 et 17h25 — mais le poison avait été versé bien plus tôt, à la flûte du toast (16h45). Autour de cette fenêtre, les déplacements de chacun se recoupent ; plusieurs convives (Baptiste seul à la lisière, Louis au banc, Gautier au potager, Emilien au cabinet) n’ont aucun témoin sur la minute exacte — ce sont les fausses pistes. Le détail des alibis solides et fragiles figure ci-dessous.</w:t>
       </w:r>
     </w:p>
     <w:p>

--- a/Decoupe/02_Alibis_croises.docx
+++ b/Decoupe/02_Alibis_croises.docx
@@ -24,7 +24,7 @@
         <w:jc w:val="both"/>
       </w:pPr>
       <w:r>
-        <w:t xml:space="preserve">Le crime a eu lieu dans la dépendance entre 17h20 et 17h25 — mais le poison avait été versé bien plus tôt, à la flûte du toast (16h45). Autour de cette fenêtre, les déplacements de chacun se recoupent ; plusieurs convives (Baptiste seul à la lisière, Louis au banc, Gautier au potager, Emilien au cabinet) n’ont aucun témoin sur la minute exacte — ce sont les fausses pistes. Le détail des alibis solides et fragiles figure ci-dessous.</w:t>
+        <w:t xml:space="preserve">Le crime a eu lieu dans la dépendance entre 17h20 et 17h25 — mais le poison avait été versé bien plus tôt, à la flûte du toast (16h45). Autour de cette fenêtre, les déplacements de chacun se recoupent ; plusieurs convives (Baptiste seul à la lisière, Louis au banc, Gautier au potager) n’ont aucun témoin sur la minute exacte — ce sont les fausses pistes. Le détail des alibis solides et fragiles figure ci-dessous.</w:t>
       </w:r>
     </w:p>
     <w:p>
@@ -1171,77 +1171,6 @@
                 <w:szCs w:val="22"/>
               </w:rPr>
               <w:t>Aucun témoin direct au potager. Tatoine et Clochette le voient passer.</w:t>
-            </w:r>
-          </w:p>
-        </w:tc>
-      </w:tr>
-      <w:tr>
-        <w:tc>
-          <w:tcPr>
-            <w:tcW w:w="2500" w:type="dxa"/>
-            <w:tcMar>
-              <w:top w:w="80" w:type="dxa"/>
-              <w:bottom w:w="80" w:type="dxa"/>
-              <w:left w:w="120" w:type="dxa"/>
-              <w:right w:w="120" w:type="dxa"/>
-            </w:tcMar>
-          </w:tcPr>
-          <w:p>
-            <w:pPr>
-              <w:spacing w:before="20" w:after="20" w:line="260" w:lineRule="auto"/>
-            </w:pPr>
-            <w:r>
-              <w:rPr>
-                <w:sz w:val="22"/>
-                <w:szCs w:val="22"/>
-              </w:rPr>
-              <w:t xml:space="preserve">Maître Emilien Collin-Stanislas</w:t>
-            </w:r>
-          </w:p>
-        </w:tc>
-        <w:tc>
-          <w:tcPr>
-            <w:tcW w:w="3500" w:type="dxa"/>
-            <w:tcMar>
-              <w:top w:w="80" w:type="dxa"/>
-              <w:bottom w:w="80" w:type="dxa"/>
-              <w:left w:w="120" w:type="dxa"/>
-              <w:right w:w="120" w:type="dxa"/>
-            </w:tcMar>
-          </w:tcPr>
-          <w:p>
-            <w:pPr>
-              <w:spacing w:before="20" w:after="20" w:line="260" w:lineRule="auto"/>
-            </w:pPr>
-            <w:r>
-              <w:rPr>
-                <w:sz w:val="22"/>
-                <w:szCs w:val="22"/>
-              </w:rPr>
-              <w:t xml:space="preserve">Prétend cabinet de lecture, SEUL, 17h00-17h45</w:t>
-            </w:r>
-          </w:p>
-        </w:tc>
-        <w:tc>
-          <w:tcPr>
-            <w:tcW w:w="3360" w:type="dxa"/>
-            <w:tcMar>
-              <w:top w:w="80" w:type="dxa"/>
-              <w:bottom w:w="80" w:type="dxa"/>
-              <w:left w:w="120" w:type="dxa"/>
-              <w:right w:w="120" w:type="dxa"/>
-            </w:tcMar>
-          </w:tcPr>
-          <w:p>
-            <w:pPr>
-              <w:spacing w:before="20" w:after="20" w:line="260" w:lineRule="auto"/>
-            </w:pPr>
-            <w:r>
-              <w:rPr>
-                <w:sz w:val="22"/>
-                <w:szCs w:val="22"/>
-              </w:rPr>
-              <w:t xml:space="preserve">AUCUN témoin. Mobile énorme (faux de 1910, chantage 5 000 £). Suspect rationnel n°1.</w:t>
             </w:r>
           </w:p>
         </w:tc>
@@ -1350,7 +1279,7 @@
           <w:b/>
           <w:bCs/>
         </w:rPr>
-        <w:t xml:space="preserve">Sur Emilien (le suspect rationnel) : alibi creux, mobile colossal (le faux de 1910). C’est le suspect le plus « logique » de la soirée — il tient le doute jusqu’au coffret. Rien ne l’innocente, sinon la preuve matérielle qui confond Amandinette. Sa confrontation finale révèle sa fraude, pas le meurtre.</w:t>
+        <w:t xml:space="preserve">Sur Lisa (fausse piste de caractère) : son éclat public et sa jalousie en font une coupable « évidente ». Mais elle est restée au salon, en vue du groupe piano, durant toute la fenêtre critique. Alibi mou (nul ne la fixe à la minute près) mais corroboré par plusieurs : fausse piste émotionnelle, pas un trou d’alibi.</w:t>
       </w:r>
       <w:r>
         <w:t xml:space="preserve"/>
@@ -1366,7 +1295,7 @@
           <w:b/>
           <w:bCs/>
         </w:rPr>
-        <w:t xml:space="preserve">Sur Lisa (fausse piste de caractère) : son éclat public et sa jalousie en font une coupable « évidente ». Mais elle est restée au salon, en vue du groupe piano, durant toute la fenêtre critique. Alibi mou (nul ne la fixe à la minute près) mais corroboré par plusieurs : fausse piste émotionnelle, pas un trou d’alibi.</w:t>
+        <w:t xml:space="preserve">Comte Lorenzo Pariset et Comtesse Lola Pariset (alibi solide, en vue du salon du bar toute la fenêtre critique) : leur témoignage croisé corrobore l’instant du toast (Amandinette glisse un mot à Léa), la présence continue de Lisa au salon, et le retour bouleversé du Duc Théodorette du couloir à 17h20. Aucun chantage, aucun soupçon — ils servent de corroborateurs neutres pour stabiliser le faisceau autour d’Amandinette.</w:t>
       </w:r>
       <w:r>
         <w:t xml:space="preserve"/>
